--- a/ky/wisdom-stories/you-cannot-descend-a-well-on-his-rope.docx
+++ b/ky/wisdom-stories/you-cannot-descend-a-well-on-his-rope.docx
@@ -117,7 +117,7 @@
           <w:sz w:val="22"/>
           <w:lang w:val="ky-KG"/>
         </w:rPr>
-        <w:t xml:space="preserve">Сабак: </w:t>
+        <w:t>Сабак: Кылган ишиңдин сапаты сага ишеним алып келет, сапатсыз иш болсо атыңды кадырдан түшүрөт. Бир жолу кеткен ишенимди кайра табуу кыйын.</w:t>
       </w:r>
       <w:r>
         <w:rPr>
@@ -126,7 +126,6 @@
           <w:sz w:val="22"/>
           <w:lang w:val="ky-KG"/>
         </w:rPr>
-        <w:t>Ишиңдин сапаты атыңды чыгарат же аброюңду түшүрөт. Бир жолу кеткен ишенимди кайра табуу кыйын.</w:t>
       </w:r>
     </w:p>
     <w:p>
@@ -146,7 +145,7 @@
           <w:sz w:val="18"/>
           <w:lang w:val="ky-KG"/>
         </w:rPr>
-        <w:t>Окуя ачык интернет булактарынан алынды.</w:t>
+        <w:t>Аңгемелер ачык интернет булактарынан алынган, иллюстрациялар болсо ЖИ менен түзүлгөн.</w:t>
       </w:r>
     </w:p>
     <w:sectPr>
